--- a/06_Modelisation_Systeme_Comportement/11_MaxPID_E_06_Modelisation_Comportement.docx
+++ b/06_Modelisation_Systeme_Comportement/11_MaxPID_E_06_Modelisation_Comportement.docx
@@ -15,11 +15,9 @@
       <w:r>
         <w:t xml:space="preserve">u </w:t>
       </w:r>
-      <w:proofErr w:type="spellStart"/>
       <w:r>
         <w:t>MaxpidE</w:t>
       </w:r>
-      <w:proofErr w:type="spellEnd"/>
       <w:r>
         <w:t xml:space="preserve"> </w:t>
       </w:r>
@@ -124,13 +122,7 @@
               <w:t xml:space="preserve">SLCI-01 : </w:t>
             </w:r>
             <w:r>
-              <w:t>Analyser un asservissement, proposer une</w:t>
-            </w:r>
-            <w:r>
-              <w:t xml:space="preserve"> </w:t>
-            </w:r>
-            <w:r>
-              <w:t>structure d’asservissement</w:t>
+              <w:t>Analyser un asservissement, proposer une structure d’asservissement</w:t>
             </w:r>
           </w:p>
           <w:p>
@@ -151,13 +143,8 @@
               <w:t>SLCI-04</w:t>
             </w:r>
             <w:r>
-              <w:t xml:space="preserve"> : Modéliser un SLCI en utilisant un modèle </w:t>
-            </w:r>
-            <w:proofErr w:type="spellStart"/>
-            <w:r>
-              <w:t>polyphysique</w:t>
-            </w:r>
-            <w:proofErr w:type="spellEnd"/>
+              <w:t> : Modéliser un SLCI en utilisant un modèle polyphysique</w:t>
+            </w:r>
           </w:p>
           <w:p>
             <w:pPr>
@@ -760,13 +747,7 @@
               <w:spacing w:line="240" w:lineRule="auto"/>
             </w:pPr>
             <w:r>
-              <w:t xml:space="preserve">On s’intéresse </w:t>
-            </w:r>
-            <w:r>
-              <w:t xml:space="preserve">toujours </w:t>
-            </w:r>
-            <w:r>
-              <w:t xml:space="preserve">à une commande en courant. </w:t>
+              <w:t xml:space="preserve">On s’intéresse toujours à une commande en courant. </w:t>
             </w:r>
           </w:p>
           <w:p>
@@ -779,10 +760,7 @@
               <w:spacing w:line="240" w:lineRule="auto"/>
             </w:pPr>
             <w:r>
-              <w:t xml:space="preserve">Pour un échelon de 2000 mA, tracer la consigne et la </w:t>
-            </w:r>
-            <w:r>
-              <w:t>vitesse</w:t>
+              <w:t>Pour un échelon de 2000 mA, tracer la consigne et la vitesse</w:t>
             </w:r>
             <w:r>
               <w:t xml:space="preserve"> du moteur</w:t>
@@ -1114,7 +1092,7 @@
           </w:p>
           <w:p>
             <w:r>
-              <w:t xml:space="preserve">On donne la forme du correcteur de la boucle de position : </w:t>
+              <w:t>On donne la forme du correcteur de la boucle de position</w:t>
             </w:r>
           </w:p>
           <w:p>
@@ -1122,10 +1100,13 @@
               <w:jc w:val="center"/>
             </w:pPr>
             <w:r>
+              <w:rPr>
+                <w:noProof/>
+              </w:rPr>
               <w:drawing>
-                <wp:inline distT="0" distB="0" distL="0" distR="0" wp14:anchorId="2C162046" wp14:editId="0FA325B2">
-                  <wp:extent cx="3493377" cy="1044179"/>
-                  <wp:effectExtent l="0" t="0" r="0" b="3810"/>
+                <wp:inline distT="0" distB="0" distL="0" distR="0" wp14:anchorId="2C162046" wp14:editId="4EDEEC03">
+                  <wp:extent cx="4362185" cy="1303867"/>
+                  <wp:effectExtent l="0" t="0" r="635" b="0"/>
                   <wp:docPr id="741104910" name="Image 1"/>
                   <wp:cNvGraphicFramePr>
                     <a:graphicFrameLocks xmlns:a="http://schemas.openxmlformats.org/drawingml/2006/main" noChangeAspect="1"/>
@@ -1146,7 +1127,7 @@
                         <pic:spPr>
                           <a:xfrm>
                             <a:off x="0" y="0"/>
-                            <a:ext cx="3515138" cy="1050683"/>
+                            <a:ext cx="4438704" cy="1326739"/>
                           </a:xfrm>
                           <a:prstGeom prst="rect">
                             <a:avLst/>

--- a/06_Modelisation_Systeme_Comportement/11_MaxPID_E_06_Modelisation_Comportement.docx
+++ b/06_Modelisation_Systeme_Comportement/11_MaxPID_E_06_Modelisation_Comportement.docx
@@ -1387,10 +1387,51 @@
           <w:p>
             <w:pPr>
               <w:pStyle w:val="Paragraphedeliste"/>
+              <w:jc w:val="center"/>
               <w:rPr>
                 <w:rFonts w:eastAsiaTheme="minorEastAsia"/>
               </w:rPr>
             </w:pPr>
+            <w:r>
+              <w:rPr>
+                <w:rFonts w:eastAsiaTheme="minorEastAsia"/>
+              </w:rPr>
+              <w:drawing>
+                <wp:inline distT="0" distB="0" distL="0" distR="0" wp14:anchorId="78E2F2DC" wp14:editId="4C4550C5">
+                  <wp:extent cx="4728970" cy="1748106"/>
+                  <wp:effectExtent l="0" t="0" r="0" b="5080"/>
+                  <wp:docPr id="466000166" name="Image 1"/>
+                  <wp:cNvGraphicFramePr>
+                    <a:graphicFrameLocks xmlns:a="http://schemas.openxmlformats.org/drawingml/2006/main" noChangeAspect="1"/>
+                  </wp:cNvGraphicFramePr>
+                  <a:graphic xmlns:a="http://schemas.openxmlformats.org/drawingml/2006/main">
+                    <a:graphicData uri="http://schemas.openxmlformats.org/drawingml/2006/picture">
+                      <pic:pic xmlns:pic="http://schemas.openxmlformats.org/drawingml/2006/picture">
+                        <pic:nvPicPr>
+                          <pic:cNvPr id="466000166" name=""/>
+                          <pic:cNvPicPr/>
+                        </pic:nvPicPr>
+                        <pic:blipFill>
+                          <a:blip r:embed="rId10"/>
+                          <a:stretch>
+                            <a:fillRect/>
+                          </a:stretch>
+                        </pic:blipFill>
+                        <pic:spPr>
+                          <a:xfrm>
+                            <a:off x="0" y="0"/>
+                            <a:ext cx="4737805" cy="1751372"/>
+                          </a:xfrm>
+                          <a:prstGeom prst="rect">
+                            <a:avLst/>
+                          </a:prstGeom>
+                        </pic:spPr>
+                      </pic:pic>
+                    </a:graphicData>
+                  </a:graphic>
+                </wp:inline>
+              </w:drawing>
+            </w:r>
           </w:p>
           <w:p>
             <w:pPr>
@@ -1721,10 +1762,10 @@
       </w:pPr>
     </w:p>
     <w:sectPr>
-      <w:headerReference w:type="default" r:id="rId10"/>
-      <w:footerReference w:type="default" r:id="rId11"/>
-      <w:headerReference w:type="first" r:id="rId12"/>
-      <w:footerReference w:type="first" r:id="rId13"/>
+      <w:headerReference w:type="default" r:id="rId11"/>
+      <w:footerReference w:type="default" r:id="rId12"/>
+      <w:headerReference w:type="first" r:id="rId13"/>
+      <w:footerReference w:type="first" r:id="rId14"/>
       <w:type w:val="continuous"/>
       <w:pgSz w:w="11906" w:h="16838"/>
       <w:pgMar w:top="1276" w:right="851" w:bottom="992" w:left="851" w:header="709" w:footer="266" w:gutter="0"/>

--- a/06_Modelisation_Systeme_Comportement/11_MaxPID_E_06_Modelisation_Comportement.docx
+++ b/06_Modelisation_Systeme_Comportement/11_MaxPID_E_06_Modelisation_Comportement.docx
@@ -1395,6 +1395,7 @@
             <w:r>
               <w:rPr>
                 <w:rFonts w:eastAsiaTheme="minorEastAsia"/>
+                <w:noProof/>
               </w:rPr>
               <w:drawing>
                 <wp:inline distT="0" distB="0" distL="0" distR="0" wp14:anchorId="78E2F2DC" wp14:editId="4C4550C5">
@@ -1466,7 +1467,7 @@
               <w:rPr>
                 <w:rFonts w:eastAsiaTheme="minorEastAsia"/>
               </w:rPr>
-              <w:t xml:space="preserve">Pour un échelon de 10° et un </w:t>
+              <w:t xml:space="preserve">Pour un échelon de 10° et </w:t>
             </w:r>
             <m:oMath>
               <m:sSub>
